--- a/4-质量管理/流程制度规范类文件/040101-内部审核管理制度.docx
+++ b/4-质量管理/流程制度规范类文件/040101-内部审核管理制度.docx
@@ -144,7 +144,7 @@
           <w:lang w:eastAsia="zh-CN"/>
         </w:rPr>
       </w:pPr>
-      <w:bookmarkStart w:id="0" w:name="_Toc23065"/>
+      <w:bookmarkStart w:id="0" w:name="_Toc13114"/>
       <w:r>
         <w:rPr>
           <w:lang w:eastAsia="zh-CN"/>
@@ -168,7 +168,7 @@
           <w:rFonts w:hint="eastAsia"/>
         </w:rPr>
       </w:pPr>
-      <w:bookmarkStart w:id="1" w:name="_Toc19861"/>
+      <w:bookmarkStart w:id="1" w:name="_Toc4785"/>
       <w:r>
         <w:rPr>
           <w:rFonts w:hint="eastAsia"/>
@@ -396,9 +396,19 @@
             <w:r>
               <w:rPr>
                 <w:rFonts w:hint="eastAsia"/>
+                <w:vertAlign w:val="baseline"/>
+                <w:lang w:val="en-US" w:eastAsia="zh-CN"/>
+              </w:rPr>
+              <w:t>审核</w:t>
+            </w:r>
+            <w:bookmarkStart w:id="21" w:name="_GoBack"/>
+            <w:bookmarkEnd w:id="21"/>
+            <w:r>
+              <w:rPr>
+                <w:rFonts w:hint="eastAsia"/>
                 <w:lang w:eastAsia="zh-CN"/>
               </w:rPr>
-              <w:t>编制时间</w:t>
+              <w:t>时间</w:t>
             </w:r>
             <w:r>
               <w:rPr>
@@ -407,14 +417,6 @@
                 <w:lang w:eastAsia="zh-CN"/>
               </w:rPr>
               <w:t>:</w:t>
-            </w:r>
-            <w:r>
-              <w:rPr>
-                <w:rFonts w:hint="eastAsia"/>
-                <w:u w:val="single"/>
-                <w:lang w:eastAsia="zh-CN"/>
-              </w:rPr>
-              <w:t xml:space="preserve"> </w:t>
             </w:r>
             <w:r>
               <w:rPr>
@@ -521,14 +523,6 @@
                 <w:lang w:eastAsia="zh-CN"/>
               </w:rPr>
               <w:t>:</w:t>
-            </w:r>
-            <w:r>
-              <w:rPr>
-                <w:rFonts w:hint="eastAsia"/>
-                <w:u w:val="single"/>
-                <w:lang w:eastAsia="zh-CN"/>
-              </w:rPr>
-              <w:t xml:space="preserve"> </w:t>
             </w:r>
             <w:r>
               <w:rPr>
@@ -1031,8 +1025,6 @@
               </w:rPr>
               <w:t>赵维涵</w:t>
             </w:r>
-            <w:bookmarkStart w:id="21" w:name="_GoBack"/>
-            <w:bookmarkEnd w:id="21"/>
           </w:p>
         </w:tc>
         <w:tc>
@@ -1860,16 +1852,9 @@
         <w:p>
           <w:pPr>
             <w:pStyle w:val="16"/>
-            <w:keepNext w:val="0"/>
-            <w:keepLines w:val="0"/>
-            <w:pageBreakBefore w:val="0"/>
-            <w:widowControl w:val="0"/>
             <w:tabs>
               <w:tab w:val="right" w:leader="dot" w:pos="8306"/>
             </w:tabs>
-            <w:wordWrap/>
-            <w:overflowPunct/>
-            <w:bidi w:val="0"/>
           </w:pPr>
           <w:r>
             <w:rPr>
@@ -1904,7 +1889,7 @@
               <w:rFonts w:hint="eastAsia" w:ascii="宋体" w:hAnsi="宋体" w:eastAsia="宋体" w:cs="宋体"/>
               <w:szCs w:val="24"/>
             </w:rPr>
-            <w:instrText xml:space="preserve"> HYPERLINK \l _Toc23065 </w:instrText>
+            <w:instrText xml:space="preserve"> HYPERLINK \l _Toc13114 </w:instrText>
           </w:r>
           <w:r>
             <w:rPr>
@@ -1926,7 +1911,7 @@
             <w:fldChar w:fldCharType="begin"/>
           </w:r>
           <w:r>
-            <w:instrText xml:space="preserve"> PAGEREF _Toc23065 \h </w:instrText>
+            <w:instrText xml:space="preserve"> PAGEREF _Toc13114 \h </w:instrText>
           </w:r>
           <w:r>
             <w:fldChar w:fldCharType="separate"/>
@@ -1948,16 +1933,9 @@
         <w:p>
           <w:pPr>
             <w:pStyle w:val="16"/>
-            <w:keepNext w:val="0"/>
-            <w:keepLines w:val="0"/>
-            <w:pageBreakBefore w:val="0"/>
-            <w:widowControl w:val="0"/>
             <w:tabs>
               <w:tab w:val="right" w:leader="dot" w:pos="8306"/>
             </w:tabs>
-            <w:wordWrap/>
-            <w:overflowPunct/>
-            <w:bidi w:val="0"/>
           </w:pPr>
           <w:r>
             <w:rPr>
@@ -1971,7 +1949,7 @@
               <w:rFonts w:hint="eastAsia" w:ascii="宋体" w:hAnsi="宋体" w:cs="宋体"/>
               <w:szCs w:val="24"/>
             </w:rPr>
-            <w:instrText xml:space="preserve"> HYPERLINK \l _Toc19861 </w:instrText>
+            <w:instrText xml:space="preserve"> HYPERLINK \l _Toc4785 </w:instrText>
           </w:r>
           <w:r>
             <w:rPr>
@@ -1994,7 +1972,7 @@
             <w:fldChar w:fldCharType="begin"/>
           </w:r>
           <w:r>
-            <w:instrText xml:space="preserve"> PAGEREF _Toc19861 \h </w:instrText>
+            <w:instrText xml:space="preserve"> PAGEREF _Toc4785 \h </w:instrText>
           </w:r>
           <w:r>
             <w:fldChar w:fldCharType="separate"/>
@@ -2016,16 +1994,9 @@
         <w:p>
           <w:pPr>
             <w:pStyle w:val="16"/>
-            <w:keepNext w:val="0"/>
-            <w:keepLines w:val="0"/>
-            <w:pageBreakBefore w:val="0"/>
-            <w:widowControl w:val="0"/>
             <w:tabs>
               <w:tab w:val="right" w:leader="dot" w:pos="8306"/>
             </w:tabs>
-            <w:wordWrap/>
-            <w:overflowPunct/>
-            <w:bidi w:val="0"/>
           </w:pPr>
           <w:r>
             <w:rPr>
@@ -2039,7 +2010,7 @@
               <w:rFonts w:hint="eastAsia" w:ascii="宋体" w:hAnsi="宋体" w:cs="宋体"/>
               <w:szCs w:val="24"/>
             </w:rPr>
-            <w:instrText xml:space="preserve"> HYPERLINK \l _Toc9433 </w:instrText>
+            <w:instrText xml:space="preserve"> HYPERLINK \l _Toc4198 </w:instrText>
           </w:r>
           <w:r>
             <w:rPr>
@@ -2064,7 +2035,7 @@
             <w:fldChar w:fldCharType="begin"/>
           </w:r>
           <w:r>
-            <w:instrText xml:space="preserve"> PAGEREF _Toc9433 \h </w:instrText>
+            <w:instrText xml:space="preserve"> PAGEREF _Toc4198 \h </w:instrText>
           </w:r>
           <w:r>
             <w:fldChar w:fldCharType="separate"/>
@@ -2086,16 +2057,9 @@
         <w:p>
           <w:pPr>
             <w:pStyle w:val="16"/>
-            <w:keepNext w:val="0"/>
-            <w:keepLines w:val="0"/>
-            <w:pageBreakBefore w:val="0"/>
-            <w:widowControl w:val="0"/>
             <w:tabs>
               <w:tab w:val="right" w:leader="dot" w:pos="8306"/>
             </w:tabs>
-            <w:wordWrap/>
-            <w:overflowPunct/>
-            <w:bidi w:val="0"/>
           </w:pPr>
           <w:r>
             <w:rPr>
@@ -2109,7 +2073,7 @@
               <w:rFonts w:hint="eastAsia" w:ascii="宋体" w:hAnsi="宋体" w:cs="宋体"/>
               <w:szCs w:val="24"/>
             </w:rPr>
-            <w:instrText xml:space="preserve"> HYPERLINK \l _Toc11088 </w:instrText>
+            <w:instrText xml:space="preserve"> HYPERLINK \l _Toc13030 </w:instrText>
           </w:r>
           <w:r>
             <w:rPr>
@@ -2139,7 +2103,7 @@
             <w:fldChar w:fldCharType="begin"/>
           </w:r>
           <w:r>
-            <w:instrText xml:space="preserve"> PAGEREF _Toc11088 \h </w:instrText>
+            <w:instrText xml:space="preserve"> PAGEREF _Toc13030 \h </w:instrText>
           </w:r>
           <w:r>
             <w:fldChar w:fldCharType="separate"/>
@@ -2161,16 +2125,9 @@
         <w:p>
           <w:pPr>
             <w:pStyle w:val="16"/>
-            <w:keepNext w:val="0"/>
-            <w:keepLines w:val="0"/>
-            <w:pageBreakBefore w:val="0"/>
-            <w:widowControl w:val="0"/>
             <w:tabs>
               <w:tab w:val="right" w:leader="dot" w:pos="8306"/>
             </w:tabs>
-            <w:wordWrap/>
-            <w:overflowPunct/>
-            <w:bidi w:val="0"/>
           </w:pPr>
           <w:r>
             <w:rPr>
@@ -2184,7 +2141,7 @@
               <w:rFonts w:hint="eastAsia" w:ascii="宋体" w:hAnsi="宋体" w:cs="宋体"/>
               <w:szCs w:val="24"/>
             </w:rPr>
-            <w:instrText xml:space="preserve"> HYPERLINK \l _Toc20177 </w:instrText>
+            <w:instrText xml:space="preserve"> HYPERLINK \l _Toc26812 </w:instrText>
           </w:r>
           <w:r>
             <w:rPr>
@@ -2216,7 +2173,7 @@
             <w:fldChar w:fldCharType="begin"/>
           </w:r>
           <w:r>
-            <w:instrText xml:space="preserve"> PAGEREF _Toc20177 \h </w:instrText>
+            <w:instrText xml:space="preserve"> PAGEREF _Toc26812 \h </w:instrText>
           </w:r>
           <w:r>
             <w:fldChar w:fldCharType="separate"/>
@@ -2238,16 +2195,9 @@
         <w:p>
           <w:pPr>
             <w:pStyle w:val="16"/>
-            <w:keepNext w:val="0"/>
-            <w:keepLines w:val="0"/>
-            <w:pageBreakBefore w:val="0"/>
-            <w:widowControl w:val="0"/>
             <w:tabs>
               <w:tab w:val="right" w:leader="dot" w:pos="8306"/>
             </w:tabs>
-            <w:wordWrap/>
-            <w:overflowPunct/>
-            <w:bidi w:val="0"/>
           </w:pPr>
           <w:r>
             <w:rPr>
@@ -2261,7 +2211,7 @@
               <w:rFonts w:hint="eastAsia" w:ascii="宋体" w:hAnsi="宋体" w:cs="宋体"/>
               <w:szCs w:val="24"/>
             </w:rPr>
-            <w:instrText xml:space="preserve"> HYPERLINK \l _Toc27787 </w:instrText>
+            <w:instrText xml:space="preserve"> HYPERLINK \l _Toc24235 </w:instrText>
           </w:r>
           <w:r>
             <w:rPr>
@@ -2291,7 +2241,7 @@
             <w:fldChar w:fldCharType="begin"/>
           </w:r>
           <w:r>
-            <w:instrText xml:space="preserve"> PAGEREF _Toc27787 \h </w:instrText>
+            <w:instrText xml:space="preserve"> PAGEREF _Toc24235 \h </w:instrText>
           </w:r>
           <w:r>
             <w:fldChar w:fldCharType="separate"/>
@@ -2313,16 +2263,9 @@
         <w:p>
           <w:pPr>
             <w:pStyle w:val="17"/>
-            <w:keepNext w:val="0"/>
-            <w:keepLines w:val="0"/>
-            <w:pageBreakBefore w:val="0"/>
-            <w:widowControl w:val="0"/>
             <w:tabs>
               <w:tab w:val="right" w:leader="dot" w:pos="8306"/>
             </w:tabs>
-            <w:wordWrap/>
-            <w:overflowPunct/>
-            <w:bidi w:val="0"/>
           </w:pPr>
           <w:r>
             <w:rPr>
@@ -2336,7 +2279,7 @@
               <w:rFonts w:hint="eastAsia" w:ascii="宋体" w:hAnsi="宋体" w:cs="宋体"/>
               <w:szCs w:val="24"/>
             </w:rPr>
-            <w:instrText xml:space="preserve"> HYPERLINK \l _Toc13272 </w:instrText>
+            <w:instrText xml:space="preserve"> HYPERLINK \l _Toc10300 </w:instrText>
           </w:r>
           <w:r>
             <w:rPr>
@@ -2366,7 +2309,7 @@
             <w:fldChar w:fldCharType="begin"/>
           </w:r>
           <w:r>
-            <w:instrText xml:space="preserve"> PAGEREF _Toc13272 \h </w:instrText>
+            <w:instrText xml:space="preserve"> PAGEREF _Toc10300 \h </w:instrText>
           </w:r>
           <w:r>
             <w:fldChar w:fldCharType="separate"/>
@@ -2388,16 +2331,9 @@
         <w:p>
           <w:pPr>
             <w:pStyle w:val="17"/>
-            <w:keepNext w:val="0"/>
-            <w:keepLines w:val="0"/>
-            <w:pageBreakBefore w:val="0"/>
-            <w:widowControl w:val="0"/>
             <w:tabs>
               <w:tab w:val="right" w:leader="dot" w:pos="8306"/>
             </w:tabs>
-            <w:wordWrap/>
-            <w:overflowPunct/>
-            <w:bidi w:val="0"/>
           </w:pPr>
           <w:r>
             <w:rPr>
@@ -2411,7 +2347,7 @@
               <w:rFonts w:hint="eastAsia" w:ascii="宋体" w:hAnsi="宋体" w:cs="宋体"/>
               <w:szCs w:val="24"/>
             </w:rPr>
-            <w:instrText xml:space="preserve"> HYPERLINK \l _Toc4338 </w:instrText>
+            <w:instrText xml:space="preserve"> HYPERLINK \l _Toc13406 </w:instrText>
           </w:r>
           <w:r>
             <w:rPr>
@@ -2441,7 +2377,7 @@
             <w:fldChar w:fldCharType="begin"/>
           </w:r>
           <w:r>
-            <w:instrText xml:space="preserve"> PAGEREF _Toc4338 \h </w:instrText>
+            <w:instrText xml:space="preserve"> PAGEREF _Toc13406 \h </w:instrText>
           </w:r>
           <w:r>
             <w:fldChar w:fldCharType="separate"/>
@@ -2463,16 +2399,9 @@
         <w:p>
           <w:pPr>
             <w:pStyle w:val="17"/>
-            <w:keepNext w:val="0"/>
-            <w:keepLines w:val="0"/>
-            <w:pageBreakBefore w:val="0"/>
-            <w:widowControl w:val="0"/>
             <w:tabs>
               <w:tab w:val="right" w:leader="dot" w:pos="8306"/>
             </w:tabs>
-            <w:wordWrap/>
-            <w:overflowPunct/>
-            <w:bidi w:val="0"/>
           </w:pPr>
           <w:r>
             <w:rPr>
@@ -2486,7 +2415,7 @@
               <w:rFonts w:hint="eastAsia" w:ascii="宋体" w:hAnsi="宋体" w:cs="宋体"/>
               <w:szCs w:val="24"/>
             </w:rPr>
-            <w:instrText xml:space="preserve"> HYPERLINK \l _Toc25426 </w:instrText>
+            <w:instrText xml:space="preserve"> HYPERLINK \l _Toc21669 </w:instrText>
           </w:r>
           <w:r>
             <w:rPr>
@@ -2516,7 +2445,7 @@
             <w:fldChar w:fldCharType="begin"/>
           </w:r>
           <w:r>
-            <w:instrText xml:space="preserve"> PAGEREF _Toc25426 \h </w:instrText>
+            <w:instrText xml:space="preserve"> PAGEREF _Toc21669 \h </w:instrText>
           </w:r>
           <w:r>
             <w:fldChar w:fldCharType="separate"/>
@@ -2538,16 +2467,9 @@
         <w:p>
           <w:pPr>
             <w:pStyle w:val="16"/>
-            <w:keepNext w:val="0"/>
-            <w:keepLines w:val="0"/>
-            <w:pageBreakBefore w:val="0"/>
-            <w:widowControl w:val="0"/>
             <w:tabs>
               <w:tab w:val="right" w:leader="dot" w:pos="8306"/>
             </w:tabs>
-            <w:wordWrap/>
-            <w:overflowPunct/>
-            <w:bidi w:val="0"/>
           </w:pPr>
           <w:r>
             <w:rPr>
@@ -2561,7 +2483,7 @@
               <w:rFonts w:hint="eastAsia" w:ascii="宋体" w:hAnsi="宋体" w:cs="宋体"/>
               <w:szCs w:val="24"/>
             </w:rPr>
-            <w:instrText xml:space="preserve"> HYPERLINK \l _Toc26394 </w:instrText>
+            <w:instrText xml:space="preserve"> HYPERLINK \l _Toc26678 </w:instrText>
           </w:r>
           <w:r>
             <w:rPr>
@@ -2591,7 +2513,7 @@
             <w:fldChar w:fldCharType="begin"/>
           </w:r>
           <w:r>
-            <w:instrText xml:space="preserve"> PAGEREF _Toc26394 \h </w:instrText>
+            <w:instrText xml:space="preserve"> PAGEREF _Toc26678 \h </w:instrText>
           </w:r>
           <w:r>
             <w:fldChar w:fldCharType="separate"/>
@@ -2613,16 +2535,9 @@
         <w:p>
           <w:pPr>
             <w:pStyle w:val="17"/>
-            <w:keepNext w:val="0"/>
-            <w:keepLines w:val="0"/>
-            <w:pageBreakBefore w:val="0"/>
-            <w:widowControl w:val="0"/>
             <w:tabs>
               <w:tab w:val="right" w:leader="dot" w:pos="8306"/>
             </w:tabs>
-            <w:wordWrap/>
-            <w:overflowPunct/>
-            <w:bidi w:val="0"/>
           </w:pPr>
           <w:r>
             <w:rPr>
@@ -2636,7 +2551,7 @@
               <w:rFonts w:hint="eastAsia" w:ascii="宋体" w:hAnsi="宋体" w:cs="宋体"/>
               <w:szCs w:val="24"/>
             </w:rPr>
-            <w:instrText xml:space="preserve"> HYPERLINK \l _Toc825 </w:instrText>
+            <w:instrText xml:space="preserve"> HYPERLINK \l _Toc18688 </w:instrText>
           </w:r>
           <w:r>
             <w:rPr>
@@ -2661,7 +2576,7 @@
             <w:fldChar w:fldCharType="begin"/>
           </w:r>
           <w:r>
-            <w:instrText xml:space="preserve"> PAGEREF _Toc825 \h </w:instrText>
+            <w:instrText xml:space="preserve"> PAGEREF _Toc18688 \h </w:instrText>
           </w:r>
           <w:r>
             <w:fldChar w:fldCharType="separate"/>
@@ -2683,16 +2598,9 @@
         <w:p>
           <w:pPr>
             <w:pStyle w:val="17"/>
-            <w:keepNext w:val="0"/>
-            <w:keepLines w:val="0"/>
-            <w:pageBreakBefore w:val="0"/>
-            <w:widowControl w:val="0"/>
             <w:tabs>
               <w:tab w:val="right" w:leader="dot" w:pos="8306"/>
             </w:tabs>
-            <w:wordWrap/>
-            <w:overflowPunct/>
-            <w:bidi w:val="0"/>
           </w:pPr>
           <w:r>
             <w:rPr>
@@ -2706,7 +2614,7 @@
               <w:rFonts w:hint="eastAsia" w:ascii="宋体" w:hAnsi="宋体" w:cs="宋体"/>
               <w:szCs w:val="24"/>
             </w:rPr>
-            <w:instrText xml:space="preserve"> HYPERLINK \l _Toc12261 </w:instrText>
+            <w:instrText xml:space="preserve"> HYPERLINK \l _Toc10780 </w:instrText>
           </w:r>
           <w:r>
             <w:rPr>
@@ -2731,7 +2639,7 @@
             <w:fldChar w:fldCharType="begin"/>
           </w:r>
           <w:r>
-            <w:instrText xml:space="preserve"> PAGEREF _Toc12261 \h </w:instrText>
+            <w:instrText xml:space="preserve"> PAGEREF _Toc10780 \h </w:instrText>
           </w:r>
           <w:r>
             <w:fldChar w:fldCharType="separate"/>
@@ -2753,16 +2661,9 @@
         <w:p>
           <w:pPr>
             <w:pStyle w:val="17"/>
-            <w:keepNext w:val="0"/>
-            <w:keepLines w:val="0"/>
-            <w:pageBreakBefore w:val="0"/>
-            <w:widowControl w:val="0"/>
             <w:tabs>
               <w:tab w:val="right" w:leader="dot" w:pos="8306"/>
             </w:tabs>
-            <w:wordWrap/>
-            <w:overflowPunct/>
-            <w:bidi w:val="0"/>
           </w:pPr>
           <w:r>
             <w:rPr>
@@ -2776,7 +2677,7 @@
               <w:rFonts w:hint="eastAsia" w:ascii="宋体" w:hAnsi="宋体" w:cs="宋体"/>
               <w:szCs w:val="24"/>
             </w:rPr>
-            <w:instrText xml:space="preserve"> HYPERLINK \l _Toc113 </w:instrText>
+            <w:instrText xml:space="preserve"> HYPERLINK \l _Toc14988 </w:instrText>
           </w:r>
           <w:r>
             <w:rPr>
@@ -2801,7 +2702,7 @@
             <w:fldChar w:fldCharType="begin"/>
           </w:r>
           <w:r>
-            <w:instrText xml:space="preserve"> PAGEREF _Toc113 \h </w:instrText>
+            <w:instrText xml:space="preserve"> PAGEREF _Toc14988 \h </w:instrText>
           </w:r>
           <w:r>
             <w:fldChar w:fldCharType="separate"/>
@@ -2823,16 +2724,9 @@
         <w:p>
           <w:pPr>
             <w:pStyle w:val="17"/>
-            <w:keepNext w:val="0"/>
-            <w:keepLines w:val="0"/>
-            <w:pageBreakBefore w:val="0"/>
-            <w:widowControl w:val="0"/>
             <w:tabs>
               <w:tab w:val="right" w:leader="dot" w:pos="8306"/>
             </w:tabs>
-            <w:wordWrap/>
-            <w:overflowPunct/>
-            <w:bidi w:val="0"/>
           </w:pPr>
           <w:r>
             <w:rPr>
@@ -2846,7 +2740,7 @@
               <w:rFonts w:hint="eastAsia" w:ascii="宋体" w:hAnsi="宋体" w:cs="宋体"/>
               <w:szCs w:val="24"/>
             </w:rPr>
-            <w:instrText xml:space="preserve"> HYPERLINK \l _Toc15886 </w:instrText>
+            <w:instrText xml:space="preserve"> HYPERLINK \l _Toc29540 </w:instrText>
           </w:r>
           <w:r>
             <w:rPr>
@@ -2876,7 +2770,7 @@
             <w:fldChar w:fldCharType="begin"/>
           </w:r>
           <w:r>
-            <w:instrText xml:space="preserve"> PAGEREF _Toc15886 \h </w:instrText>
+            <w:instrText xml:space="preserve"> PAGEREF _Toc29540 \h </w:instrText>
           </w:r>
           <w:r>
             <w:fldChar w:fldCharType="separate"/>
@@ -2898,16 +2792,9 @@
         <w:p>
           <w:pPr>
             <w:pStyle w:val="16"/>
-            <w:keepNext w:val="0"/>
-            <w:keepLines w:val="0"/>
-            <w:pageBreakBefore w:val="0"/>
-            <w:widowControl w:val="0"/>
             <w:tabs>
               <w:tab w:val="right" w:leader="dot" w:pos="8306"/>
             </w:tabs>
-            <w:wordWrap/>
-            <w:overflowPunct/>
-            <w:bidi w:val="0"/>
           </w:pPr>
           <w:r>
             <w:rPr>
@@ -2921,7 +2808,7 @@
               <w:rFonts w:hint="eastAsia" w:ascii="宋体" w:hAnsi="宋体" w:cs="宋体"/>
               <w:szCs w:val="24"/>
             </w:rPr>
-            <w:instrText xml:space="preserve"> HYPERLINK \l _Toc7848 </w:instrText>
+            <w:instrText xml:space="preserve"> HYPERLINK \l _Toc14868 </w:instrText>
           </w:r>
           <w:r>
             <w:rPr>
@@ -2951,7 +2838,7 @@
             <w:fldChar w:fldCharType="begin"/>
           </w:r>
           <w:r>
-            <w:instrText xml:space="preserve"> PAGEREF _Toc7848 \h </w:instrText>
+            <w:instrText xml:space="preserve"> PAGEREF _Toc14868 \h </w:instrText>
           </w:r>
           <w:r>
             <w:fldChar w:fldCharType="separate"/>
@@ -2973,16 +2860,9 @@
         <w:p>
           <w:pPr>
             <w:pStyle w:val="16"/>
-            <w:keepNext w:val="0"/>
-            <w:keepLines w:val="0"/>
-            <w:pageBreakBefore w:val="0"/>
-            <w:widowControl w:val="0"/>
             <w:tabs>
               <w:tab w:val="right" w:leader="dot" w:pos="8306"/>
             </w:tabs>
-            <w:wordWrap/>
-            <w:overflowPunct/>
-            <w:bidi w:val="0"/>
           </w:pPr>
           <w:r>
             <w:rPr>
@@ -2996,7 +2876,7 @@
               <w:rFonts w:hint="eastAsia" w:ascii="宋体" w:hAnsi="宋体" w:cs="宋体"/>
               <w:szCs w:val="24"/>
             </w:rPr>
-            <w:instrText xml:space="preserve"> HYPERLINK \l _Toc31482 </w:instrText>
+            <w:instrText xml:space="preserve"> HYPERLINK \l _Toc17228 </w:instrText>
           </w:r>
           <w:r>
             <w:rPr>
@@ -3026,7 +2906,7 @@
             <w:fldChar w:fldCharType="begin"/>
           </w:r>
           <w:r>
-            <w:instrText xml:space="preserve"> PAGEREF _Toc31482 \h </w:instrText>
+            <w:instrText xml:space="preserve"> PAGEREF _Toc17228 \h </w:instrText>
           </w:r>
           <w:r>
             <w:fldChar w:fldCharType="separate"/>
@@ -3048,16 +2928,9 @@
         <w:p>
           <w:pPr>
             <w:pStyle w:val="16"/>
-            <w:keepNext w:val="0"/>
-            <w:keepLines w:val="0"/>
-            <w:pageBreakBefore w:val="0"/>
-            <w:widowControl w:val="0"/>
             <w:tabs>
               <w:tab w:val="right" w:leader="dot" w:pos="8306"/>
             </w:tabs>
-            <w:wordWrap/>
-            <w:overflowPunct/>
-            <w:bidi w:val="0"/>
           </w:pPr>
           <w:r>
             <w:rPr>
@@ -3071,7 +2944,7 @@
               <w:rFonts w:hint="eastAsia" w:ascii="宋体" w:hAnsi="宋体" w:cs="宋体"/>
               <w:szCs w:val="24"/>
             </w:rPr>
-            <w:instrText xml:space="preserve"> HYPERLINK \l _Toc19540 </w:instrText>
+            <w:instrText xml:space="preserve"> HYPERLINK \l _Toc15610 </w:instrText>
           </w:r>
           <w:r>
             <w:rPr>
@@ -3101,7 +2974,7 @@
             <w:fldChar w:fldCharType="begin"/>
           </w:r>
           <w:r>
-            <w:instrText xml:space="preserve"> PAGEREF _Toc19540 \h </w:instrText>
+            <w:instrText xml:space="preserve"> PAGEREF _Toc15610 \h </w:instrText>
           </w:r>
           <w:r>
             <w:fldChar w:fldCharType="separate"/>
@@ -3176,7 +3049,7 @@
         <w:overflowPunct/>
         <w:bidi w:val="0"/>
       </w:pPr>
-      <w:bookmarkStart w:id="2" w:name="_Toc9433"/>
+      <w:bookmarkStart w:id="2" w:name="_Toc4198"/>
       <w:r>
         <w:t>目的</w:t>
       </w:r>
@@ -3218,7 +3091,7 @@
           <w:lang w:eastAsia="zh-CN"/>
         </w:rPr>
       </w:pPr>
-      <w:bookmarkStart w:id="3" w:name="_Toc11088"/>
+      <w:bookmarkStart w:id="3" w:name="_Toc13030"/>
       <w:r>
         <w:rPr>
           <w:rFonts w:hint="eastAsia"/>
@@ -3254,7 +3127,7 @@
         <w:overflowPunct/>
         <w:bidi w:val="0"/>
       </w:pPr>
-      <w:bookmarkStart w:id="4" w:name="_Toc20177"/>
+      <w:bookmarkStart w:id="4" w:name="_Toc26812"/>
       <w:r>
         <w:rPr>
           <w:rFonts w:hint="eastAsia"/>
@@ -3314,7 +3187,7 @@
           <w:lang w:eastAsia="zh-CN"/>
         </w:rPr>
       </w:pPr>
-      <w:bookmarkStart w:id="5" w:name="_Toc27787"/>
+      <w:bookmarkStart w:id="5" w:name="_Toc24235"/>
       <w:bookmarkStart w:id="6" w:name="_Toc21094"/>
       <w:r>
         <w:rPr>
@@ -3340,7 +3213,7 @@
           <w:lang w:eastAsia="zh-CN"/>
         </w:rPr>
       </w:pPr>
-      <w:bookmarkStart w:id="7" w:name="_Toc13272"/>
+      <w:bookmarkStart w:id="7" w:name="_Toc10300"/>
       <w:r>
         <w:rPr>
           <w:rFonts w:hint="eastAsia"/>
@@ -3386,7 +3259,7 @@
           <w:lang w:eastAsia="zh-CN"/>
         </w:rPr>
       </w:pPr>
-      <w:bookmarkStart w:id="8" w:name="_Toc4338"/>
+      <w:bookmarkStart w:id="8" w:name="_Toc13406"/>
       <w:r>
         <w:rPr>
           <w:rFonts w:hint="eastAsia"/>
@@ -3438,7 +3311,7 @@
           <w:lang w:eastAsia="zh-CN"/>
         </w:rPr>
       </w:pPr>
-      <w:bookmarkStart w:id="9" w:name="_Toc25426"/>
+      <w:bookmarkStart w:id="9" w:name="_Toc21669"/>
       <w:r>
         <w:rPr>
           <w:rFonts w:hint="eastAsia"/>
@@ -3481,7 +3354,7 @@
           <w:lang w:eastAsia="zh-CN"/>
         </w:rPr>
       </w:pPr>
-      <w:bookmarkStart w:id="10" w:name="_Toc26394"/>
+      <w:bookmarkStart w:id="10" w:name="_Toc26678"/>
       <w:r>
         <w:rPr>
           <w:rFonts w:hint="eastAsia"/>
@@ -3502,7 +3375,7 @@
         <w:overflowPunct/>
         <w:bidi w:val="0"/>
       </w:pPr>
-      <w:bookmarkStart w:id="11" w:name="_Toc825"/>
+      <w:bookmarkStart w:id="11" w:name="_Toc18688"/>
       <w:r>
         <w:t>内部审核策划</w:t>
       </w:r>
@@ -3865,7 +3738,7 @@
         <w:overflowPunct/>
         <w:bidi w:val="0"/>
       </w:pPr>
-      <w:bookmarkStart w:id="12" w:name="_Toc12261"/>
+      <w:bookmarkStart w:id="12" w:name="_Toc10780"/>
       <w:r>
         <w:t>内部审核实施</w:t>
       </w:r>
@@ -4214,7 +4087,7 @@
         <w:overflowPunct/>
         <w:bidi w:val="0"/>
       </w:pPr>
-      <w:bookmarkStart w:id="13" w:name="_Toc113"/>
+      <w:bookmarkStart w:id="13" w:name="_Toc14988"/>
       <w:r>
         <w:t>纠正措施与跟踪实施</w:t>
       </w:r>
@@ -4327,7 +4200,7 @@
           <w:lang w:eastAsia="zh-CN"/>
         </w:rPr>
       </w:pPr>
-      <w:bookmarkStart w:id="14" w:name="_Toc15886"/>
+      <w:bookmarkStart w:id="14" w:name="_Toc29540"/>
       <w:r>
         <w:rPr>
           <w:rFonts w:hint="eastAsia"/>
@@ -4696,8 +4569,8 @@
       </w:pPr>
       <w:bookmarkStart w:id="15" w:name="bookmark3"/>
       <w:bookmarkEnd w:id="15"/>
-      <w:bookmarkStart w:id="16" w:name="_Toc17424"/>
-      <w:bookmarkStart w:id="17" w:name="_Toc7848"/>
+      <w:bookmarkStart w:id="16" w:name="_Toc14868"/>
+      <w:bookmarkStart w:id="17" w:name="_Toc17424"/>
       <w:r>
         <w:rPr>
           <w:rStyle w:val="38"/>
@@ -4806,7 +4679,7 @@
       </w:pPr>
       <w:bookmarkStart w:id="18" w:name="bookmark14"/>
       <w:bookmarkEnd w:id="18"/>
-      <w:bookmarkStart w:id="19" w:name="_Toc31482"/>
+      <w:bookmarkStart w:id="19" w:name="_Toc17228"/>
       <w:r>
         <w:rPr>
           <w:rFonts w:hint="eastAsia"/>
@@ -4849,7 +4722,7 @@
           <w:lang w:eastAsia="zh-CN"/>
         </w:rPr>
       </w:pPr>
-      <w:bookmarkStart w:id="20" w:name="_Toc19540"/>
+      <w:bookmarkStart w:id="20" w:name="_Toc15610"/>
       <w:r>
         <w:rPr>
           <w:rFonts w:hint="eastAsia"/>
